--- a/roteiros/elvis/Elvis_Roteiro_Completo.docx
+++ b/roteiros/elvis/Elvis_Roteiro_Completo.docx
@@ -135,7 +135,7 @@
         <w:rPr>
           <w:color w:val="000000"/>
         </w:rPr>
-        <w:t>E quando Elvis tinha três anos, o chão da família desabou.</w:t>
+        <w:t>Quando Elvis tinha três anos, o chão da família desabou.</w:t>
       </w:r>
     </w:p>
     <w:p>
@@ -367,7 +367,7 @@
         <w:rPr>
           <w:color w:val="000000"/>
         </w:rPr>
-        <w:t>E o sucesso começou a atrair gente de todo tipo.</w:t>
+        <w:t>O sucesso começou a atrair gente de todo tipo.</w:t>
       </w:r>
     </w:p>
     <w:p>
@@ -407,7 +407,7 @@
         <w:rPr>
           <w:color w:val="000000"/>
         </w:rPr>
-        <w:t>E o título de Coronel era apenas honorário, um favor dado por um governador da Louisiana a um homem que sabia fazer amigos importantes. Tom Parker nunca comandou soldado nenhum.</w:t>
+        <w:t>O título de Coronel era apenas honorário, um favor dado por um governador da Louisiana a um homem que sabia fazer amigos importantes. Tom Parker nunca comandou soldado nenhum.</w:t>
       </w:r>
     </w:p>
     <w:p>
@@ -503,7 +503,7 @@
         <w:rPr>
           <w:color w:val="000000"/>
         </w:rPr>
-        <w:t>E, na última aparição no programa de Ed Sullivan, em janeiro de mil novecentos e cinquenta e sete, as câmeras filmaram Elvis só da cintura para cima. O rebolado era considerado indecente demais para as famílias americanas.</w:t>
+        <w:t>Na última aparição no programa de Ed Sullivan, em janeiro de mil novecentos e cinquenta e sete, as câmeras filmaram Elvis só da cintura para cima. O rebolado era considerado indecente demais para as famílias americanas.</w:t>
       </w:r>
     </w:p>
     <w:p>
@@ -519,7 +519,7 @@
         <w:rPr>
           <w:color w:val="000000"/>
         </w:rPr>
-        <w:t>E o Coronel estava em todo lugar.</w:t>
+        <w:t>O Coronel estava em todo lugar.</w:t>
       </w:r>
     </w:p>
     <w:p>
@@ -751,7 +751,7 @@
         <w:rPr>
           <w:color w:val="000000"/>
         </w:rPr>
-        <w:t>E foi ali, em setembro de mil novecentos e cinquenta e nove, que ele conheceu uma menina americana, enteada de um oficial da Força Aérea.</w:t>
+        <w:t>Foi ali, em setembro de mil novecentos e cinquenta e nove, que ele conheceu uma menina americana, enteada de um oficial da Força Aérea.</w:t>
       </w:r>
     </w:p>
     <w:p>
@@ -855,7 +855,7 @@
         <w:rPr>
           <w:color w:val="000000"/>
         </w:rPr>
-        <w:t>E, de cada contrato desses, uma fatia generosa ia para o Coronel.</w:t>
+        <w:t>De cada contrato desses, uma fatia generosa ia para o Coronel.</w:t>
       </w:r>
     </w:p>
     <w:p>
@@ -943,7 +943,7 @@
         <w:rPr>
           <w:color w:val="000000"/>
         </w:rPr>
-        <w:t>E o artista, que suava nos palcos e nos sets de filmagem, passava a dividir igualmente com o homem que cuidava dos papéis.</w:t>
+        <w:t>O artista, que suava nos palcos e nos sets de filmagem, passava a dividir igualmente com o homem que cuidava dos papéis.</w:t>
       </w:r>
     </w:p>
     <w:p>
@@ -1039,7 +1039,7 @@
         <w:rPr>
           <w:color w:val="000000"/>
         </w:rPr>
-        <w:t>E, no fim daquele mesmo ano, Elvis fez algo que o Coronel não tinha planejado.</w:t>
+        <w:t>No fim daquele mesmo ano, Elvis fez algo que o Coronel não tinha planejado.</w:t>
       </w:r>
     </w:p>
     <w:p>
@@ -1079,7 +1079,7 @@
         <w:rPr>
           <w:color w:val="000000"/>
         </w:rPr>
-        <w:t>E a pergunta que muita gente fez depois, olhando para trás, é a mais dolorosa de todas. Quanto talento o Coronel desperdiçou naqueles dez anos de filmes?</w:t>
+        <w:t>A pergunta que muita gente fez depois, olhando para trás, é a mais dolorosa de todas. Quanto talento o Coronel desperdiçou naqueles dez anos de filmes?</w:t>
       </w:r>
     </w:p>
     <w:p>
@@ -1119,15 +1119,15 @@
         <w:rPr>
           <w:color w:val="000000"/>
         </w:rPr>
-        <w:t>E o Coronel recusava. Uma proposta atrás da outra.</w:t>
-      </w:r>
-    </w:p>
-    <w:p>
-      <w:r>
-        <w:rPr>
-          <w:color w:val="000000"/>
-        </w:rPr>
-        <w:t>Fora três shows no Canadá, feitos em mil novecentos e cinquenta e sete, Elvis Presley nunca cantou fora dos Estados Unidos. Nem uma vez, em toda a carreira.</w:t>
+        <w:t>O Coronel recusava. Uma proposta atrás da outra.</w:t>
+      </w:r>
+    </w:p>
+    <w:p>
+      <w:r>
+        <w:rPr>
+          <w:color w:val="C00000"/>
+        </w:rPr>
+        <w:t>Agora guarde este dado, porque ele é a chave de tudo. Fora três shows no Canadá, feitos em mil novecentos e cinquenta e sete, Elvis Presley nunca cantou fora dos Estados Unidos. Nem uma vez, em toda a carreira. E o motivo não tinha nada a ver com Elvis.</w:t>
       </w:r>
     </w:p>
     <w:p>
@@ -1167,7 +1167,7 @@
         <w:rPr>
           <w:color w:val="000000"/>
         </w:rPr>
-        <w:t>E enquanto Elvis cantava no palco, o Coronel passava horas na mesa de roleta do cassino, no mesmo hotel. Guarde essa imagem, porque ela vai voltar com números que você não vai esquecer.</w:t>
+        <w:t>Enquanto Elvis cantava no palco, o Coronel passava horas na mesa de roleta do cassino, no mesmo hotel. Guarde essa imagem, porque ela vai voltar com números que você não vai esquecer.</w:t>
       </w:r>
     </w:p>
     <w:p>
@@ -1199,7 +1199,7 @@
         <w:rPr>
           <w:color w:val="000000"/>
         </w:rPr>
-        <w:t>E tudo chegava por receitas médicas. Na cabeça de Elvis, remédio receitado por médico era remédio. Droga era coisa de rua.</w:t>
+        <w:t>Tudo chegava por receitas médicas. Na cabeça de Elvis, remédio receitado por médico era remédio. Droga era coisa de rua.</w:t>
       </w:r>
     </w:p>
     <w:p>
@@ -1399,7 +1399,7 @@
         <w:rPr>
           <w:color w:val="000000"/>
         </w:rPr>
-        <w:t>E ali, alguma coisa quebrou.</w:t>
+        <w:t>Ali, alguma coisa quebrou.</w:t>
       </w:r>
     </w:p>
     <w:p>
@@ -1439,7 +1439,7 @@
         <w:rPr>
           <w:color w:val="000000"/>
         </w:rPr>
-        <w:t>E enquanto construía o império em cima do rapaz de Memphis, a família dele na Holanda continuava sem notícias. A mãe de Andreas morreu sem saber o que tinha acontecido com o filho.</w:t>
+        <w:t>Enquanto construía o império em cima do rapaz de Memphis, a família dele na Holanda continuava sem notícias. A mãe de Andreas morreu sem saber o que tinha acontecido com o filho.</w:t>
       </w:r>
     </w:p>
     <w:p>
@@ -1543,7 +1543,7 @@
         <w:rPr>
           <w:color w:val="000000"/>
         </w:rPr>
-        <w:t>E os convites não pararam.</w:t>
+        <w:t>Os convites não pararam.</w:t>
       </w:r>
     </w:p>
     <w:p>
@@ -1615,7 +1615,7 @@
         <w:rPr>
           <w:color w:val="000000"/>
         </w:rPr>
-        <w:t>E o chefe estava cada vez mais doente.</w:t>
+        <w:t>O chefe estava cada vez mais doente.</w:t>
       </w:r>
     </w:p>
     <w:p>
@@ -1631,15 +1631,15 @@
         <w:rPr>
           <w:color w:val="000000"/>
         </w:rPr>
-        <w:t>E continuava subindo no palco em Las Vegas. Duas vezes por noite.</w:t>
-      </w:r>
-    </w:p>
-    <w:p>
-      <w:r>
-        <w:rPr>
-          <w:color w:val="000000"/>
-        </w:rPr>
-        <w:t>Mas houve uma noite em que Elvis tentou se libertar.</w:t>
+        <w:t>Continuava subindo no palco em Las Vegas. Duas vezes por noite.</w:t>
+      </w:r>
+    </w:p>
+    <w:p>
+      <w:r>
+        <w:rPr>
+          <w:color w:val="C00000"/>
+        </w:rPr>
+        <w:t>Mas houve uma noite em que Elvis tentou se libertar. E o que aconteceu naquela suíte de hotel mostra, melhor do que qualquer documento, quem mandava de verdade na vida do Rei.</w:t>
       </w:r>
     </w:p>
     <w:p>
@@ -1671,7 +1671,7 @@
         <w:rPr>
           <w:color w:val="000000"/>
         </w:rPr>
-        <w:t>E, no meio do show, na frente da plateia, criticou a direção do Hilton em voz alta, com palavrões.</w:t>
+        <w:t>No meio do show, na frente da plateia, criticou a direção do Hilton em voz alta, com palavrões.</w:t>
       </w:r>
     </w:p>
     <w:p>
@@ -1695,7 +1695,7 @@
         <w:rPr>
           <w:color w:val="000000"/>
         </w:rPr>
-        <w:t>E Elvis fez o que ninguém esperava.</w:t>
+        <w:t>Elvis fez o que ninguém esperava.</w:t>
       </w:r>
     </w:p>
     <w:p>
@@ -1871,7 +1871,7 @@
         <w:rPr>
           <w:color w:val="1F4EB4"/>
         </w:rPr>
-        <w:t>Mas ainda falta a peça mais sombria. Porque, nesses mesmos anos, um médico de Memphis estava entregando a Elvis quantidades de remédios que hoje parecem impossíveis. E enquanto isso acontecia, lá na Holanda, uma pergunta de quase cinquenta anos continuava sem resposta. Por que Andreas fugiu em maio de mil novecentos e vinte e nove?</w:t>
+        <w:t>Mas ainda falta a peça mais sombria. Porque, nesses mesmos anos, um médico de Memphis estava entregando a Elvis quantidades de remédios que hoje parecem impossíveis. E enquanto isso acontecia, lá na Holanda, a pergunta de maio de mil novecentos e vinte e nove continuava sem resposta. E ela vai ser respondida antes do fim dessa história.</w:t>
       </w:r>
     </w:p>
     <w:p>
@@ -2053,9 +2053,9 @@
     <w:p>
       <w:r>
         <w:rPr>
-          <w:color w:val="000000"/>
-        </w:rPr>
-        <w:t>E naquele mesmo dia, vinte e seis de junho, o Coronel fazia sessenta e oito anos.</w:t>
+          <w:color w:val="C00000"/>
+        </w:rPr>
+        <w:t>E aqui está o detalhe que quase ninguém conectou. Naquele mesmo dia, vinte e seis de junho, o Coronel fazia sessenta e oito anos.</w:t>
       </w:r>
     </w:p>
     <w:p>
@@ -2183,7 +2183,7 @@
         <w:rPr>
           <w:color w:val="000000"/>
         </w:rPr>
-        <w:t>E havia mais uma data escondida naquela tarde. Dois dias antes, em catorze de agosto, tinham se completado dezenove anos da morte de Gladys. O filho que nunca superou a perda da mãe morreu quase no mesmo dia que ela.</w:t>
+        <w:t>Havia mais uma data escondida naquela tarde. Dois dias antes, em catorze de agosto, tinham se completado dezenove anos da morte de Gladys. O filho que nunca superou a perda da mãe morreu quase no mesmo dia que ela.</w:t>
       </w:r>
     </w:p>
     <w:p>
@@ -2247,7 +2247,7 @@
         <w:rPr>
           <w:color w:val="000000"/>
         </w:rPr>
-        <w:t>E foi exatamente o que ele fez.</w:t>
+        <w:t>Foi exatamente o que ele fez.</w:t>
       </w:r>
     </w:p>
     <w:p>
@@ -2285,7 +2285,7 @@
     <w:p>
       <w:r>
         <w:rPr>
-          <w:color w:val="000000"/>
+          <w:color w:val="C00000"/>
         </w:rPr>
         <w:t>E aqui está uma das ironias mais cruéis dessa história. Grande parte daquelas músicas vendidas aos milhões depois da morte dele fazia parte do catálogo vendido em mil novecentos e setenta e três. Os royalties dessas vendas já não iam para a família de Elvis.</w:t>
       </w:r>
@@ -2303,7 +2303,7 @@
         <w:rPr>
           <w:color w:val="000000"/>
         </w:rPr>
-        <w:t>E até ali, diante do corpo do Rei, alguém viu uma oportunidade de negócio. Um primo de Elvis tirou uma foto dele dentro do caixão e vendeu para um tabloide americano. A capa com aquela imagem virou a edição mais vendida da história da revista, com milhões de exemplares.</w:t>
+        <w:t>Até ali, diante do corpo do Rei, alguém viu uma oportunidade de negócio. Um primo de Elvis tirou uma foto dele dentro do caixão e vendeu para um tabloide americano. A capa com aquela imagem virou a edição mais vendida da história da revista, com milhões de exemplares.</w:t>
       </w:r>
     </w:p>
     <w:p>
@@ -2327,7 +2327,7 @@
         <w:rPr>
           <w:color w:val="000000"/>
         </w:rPr>
-        <w:t>E o Coronel apareceu no funeral vestindo uma camisa havaiana.</w:t>
+        <w:t>O Coronel apareceu no funeral vestindo uma camisa havaiana.</w:t>
       </w:r>
     </w:p>
     <w:p>
@@ -2391,7 +2391,7 @@
         <w:rPr>
           <w:color w:val="000000"/>
         </w:rPr>
-        <w:t>E, menos de dois anos depois, Vernon Presley morreu de um ataque cardíaco. Tinha sessenta e três anos.</w:t>
+        <w:t>Menos de dois anos depois, Vernon Presley morreu de um ataque cardíaco. Tinha sessenta e três anos.</w:t>
       </w:r>
     </w:p>
     <w:p>
@@ -2455,7 +2455,7 @@
         <w:rPr>
           <w:color w:val="000000"/>
         </w:rPr>
-        <w:t>E o assassino deixou um detalhe que chocou a polícia. Espalhou uma camada fina de pimenta em volta do corpo antes de fugir. A suspeita é que ele queria atrapalhar os cães farejadores.</w:t>
+        <w:t>O assassino deixou um detalhe que chocou a polícia. Espalhou uma camada fina de pimenta em volta do corpo antes de fugir. A suspeita é que ele queria atrapalhar os cães farejadores.</w:t>
       </w:r>
     </w:p>
     <w:p>
@@ -2471,7 +2471,7 @@
         <w:rPr>
           <w:color w:val="000000"/>
         </w:rPr>
-        <w:t>E foi justamente naquela época que Andreas van Kuijk, então com dezenove anos, desapareceu.</w:t>
+        <w:t>Foi justamente naquela época que Andreas van Kuijk, então com dezenove anos, desapareceu.</w:t>
       </w:r>
     </w:p>
     <w:p>
@@ -2487,7 +2487,7 @@
         <w:rPr>
           <w:color w:val="000000"/>
         </w:rPr>
-        <w:t>E nunca mais voltou à Holanda. Nem para visitar o túmulo da mãe, nem depois da morte de Elvis, quando já não havia carreira nenhuma para proteger.</w:t>
+        <w:t>Nunca mais voltou à Holanda. Nem para visitar o túmulo da mãe, nem depois da morte de Elvis, quando já não havia carreira nenhuma para proteger.</w:t>
       </w:r>
     </w:p>
     <w:p>
@@ -2509,9 +2509,9 @@
     <w:p>
       <w:r>
         <w:rPr>
-          <w:color w:val="000000"/>
-        </w:rPr>
-        <w:t>Mas a coincidência ficou para sempre.</w:t>
+          <w:color w:val="C00000"/>
+        </w:rPr>
+        <w:t>Mas a coincidência ficou para sempre. E, quando você olha para ela com calma, é impossível não sentir um frio na espinha.</w:t>
       </w:r>
     </w:p>
     <w:p>
@@ -2591,7 +2591,7 @@
         <w:rPr>
           <w:color w:val="000000"/>
         </w:rPr>
-        <w:t>E aqui aparece o quarto e último objeto dessa história.</w:t>
+        <w:t>Aqui aparece o quarto e último objeto dessa história.</w:t>
       </w:r>
     </w:p>
     <w:p>
@@ -2759,7 +2759,7 @@
         <w:rPr>
           <w:color w:val="000000"/>
         </w:rPr>
-        <w:t>E houve um último detalhe.</w:t>
+        <w:t>Houve um último detalhe.</w:t>
       </w:r>
     </w:p>
     <w:p>
